--- a/18_DOCX/ACC_FAQ_0006_0010.docx
+++ b/18_DOCX/ACC_FAQ_0006_0010.docx
@@ -23,7 +23,7 @@
         <w:pStyle w:val="ListBullet"/>
       </w:pPr>
       <w:r>
-        <w:t>Versão: 0.1</w:t>
+        <w:t>Versão: 0.2</w:t>
       </w:r>
     </w:p>
     <w:p>
@@ -47,7 +47,7 @@
         <w:pStyle w:val="ListBullet"/>
       </w:pPr>
       <w:r>
-        <w:t>Histórico: Consolidação editorial do segundo lote ACC.</w:t>
+        <w:t>Histórico: Consolidação revisada após melhoria qualitativa de próximos passos em português e objeções de atendimento.</w:t>
       </w:r>
     </w:p>
     <w:p>
@@ -79,7 +79,7 @@
         <w:pStyle w:val="ListBullet"/>
       </w:pPr>
       <w:r>
-        <w:t>Versão: 0.1</w:t>
+        <w:t>Versão: 0.2</w:t>
       </w:r>
     </w:p>
     <w:p>
@@ -247,6 +247,79 @@
         <w:pStyle w:val="Heading2"/>
       </w:pPr>
       <w:r>
+        <w:t>顧客への次の一言</w:t>
+      </w:r>
+    </w:p>
+    <w:p>
+      <w:pPr>
+        <w:pStyle w:val="Heading3"/>
+      </w:pPr>
+      <w:r>
+        <w:t>ポルトガル語で伝える内容</w:t>
+      </w:r>
+    </w:p>
+    <w:p>
+      <w:r>
+        <w:t>Me informe a data, o local, a causa do acidente e o hospital para fazermos o aviso corretamente.</w:t>
+      </w:r>
+    </w:p>
+    <w:p>
+      <w:pPr>
+        <w:pStyle w:val="Heading3"/>
+      </w:pPr>
+      <w:r>
+        <w:t>カタカナ読み</w:t>
+      </w:r>
+    </w:p>
+    <w:p>
+      <w:r>
+        <w:t>ミ インフォルミ ア ダタ、オ ロカウ、ア カウザ ド アシデンチ イ オ オスピタウ パラ ファゼルモス オ アヴィゾ コヘタメンチ</w:t>
+      </w:r>
+    </w:p>
+    <w:p>
+      <w:r>
+        <w:t>日本語確認用: 顧客に次の具体的な行動を短く案内する。</w:t>
+      </w:r>
+    </w:p>
+    <w:p>
+      <w:pPr>
+        <w:pStyle w:val="Heading2"/>
+      </w:pPr>
+      <w:r>
+        <w:t>想定される反論</w:t>
+      </w:r>
+    </w:p>
+    <w:p>
+      <w:pPr>
+        <w:pStyle w:val="Heading3"/>
+      </w:pPr>
+      <w:r>
+        <w:t>顧客が言いそうなこと</w:t>
+      </w:r>
+    </w:p>
+    <w:p>
+      <w:r>
+        <w:t>Avisei tarde. Perdi o direito?</w:t>
+      </w:r>
+    </w:p>
+    <w:p>
+      <w:pPr>
+        <w:pStyle w:val="Heading3"/>
+      </w:pPr>
+      <w:r>
+        <w:t>安全なポルトガル語回答</w:t>
+      </w:r>
+    </w:p>
+    <w:p>
+      <w:r>
+        <w:t>Não vou concluir isso sem análise. Vamos avisar a seguradora e verificar se o atraso causa algum problema no seu caso.</w:t>
+      </w:r>
+    </w:p>
+    <w:p>
+      <w:pPr>
+        <w:pStyle w:val="Heading2"/>
+      </w:pPr>
+      <w:r>
         <w:t>安全な次のステップ</w:t>
       </w:r>
     </w:p>
@@ -476,6 +549,11 @@
       </w:r>
     </w:p>
     <w:p>
+      <w:r>
+        <w:t>| 2026-06-29 | 0.2 | JP-BR Insurance Knowledge Base | Inclusão de próximo passo em português e objeção provável. |</w:t>
+      </w:r>
+    </w:p>
+    <w:p>
       <w:pPr>
         <w:pStyle w:val="Heading1"/>
       </w:pPr>
@@ -496,7 +574,7 @@
         <w:pStyle w:val="ListBullet"/>
       </w:pPr>
       <w:r>
-        <w:t>Versão: 0.1</w:t>
+        <w:t>Versão: 0.2</w:t>
       </w:r>
     </w:p>
     <w:p>
@@ -664,6 +742,79 @@
         <w:pStyle w:val="Heading2"/>
       </w:pPr>
       <w:r>
+        <w:t>顧客への次の一言</w:t>
+      </w:r>
+    </w:p>
+    <w:p>
+      <w:pPr>
+        <w:pStyle w:val="Heading3"/>
+      </w:pPr>
+      <w:r>
+        <w:t>ポルトガル語で伝える内容</w:t>
+      </w:r>
+    </w:p>
+    <w:p>
+      <w:r>
+        <w:t>Antes de pagar por outro documento no hospital, vamos confirmar quais documentos a seguradora realmente pede.</w:t>
+      </w:r>
+    </w:p>
+    <w:p>
+      <w:pPr>
+        <w:pStyle w:val="Heading3"/>
+      </w:pPr>
+      <w:r>
+        <w:t>カタカナ読み</w:t>
+      </w:r>
+    </w:p>
+    <w:p>
+      <w:r>
+        <w:t>アンチス ジ パガール ポル オウトロ ドクメント ノ オスピタウ、ヴァモス コンフィルマール クアイス ドクメントス ア セグラドーラ ヘアルメンチ ペジ</w:t>
+      </w:r>
+    </w:p>
+    <w:p>
+      <w:r>
+        <w:t>日本語確認用: 顧客に次の具体的な行動を短く案内する。</w:t>
+      </w:r>
+    </w:p>
+    <w:p>
+      <w:pPr>
+        <w:pStyle w:val="Heading2"/>
+      </w:pPr>
+      <w:r>
+        <w:t>想定される反論</w:t>
+      </w:r>
+    </w:p>
+    <w:p>
+      <w:pPr>
+        <w:pStyle w:val="Heading3"/>
+      </w:pPr>
+      <w:r>
+        <w:t>顧客が言いそうなこと</w:t>
+      </w:r>
+    </w:p>
+    <w:p>
+      <w:r>
+        <w:t>O hospital cobra caro pelo atestado. Mesmo assim preciso?</w:t>
+      </w:r>
+    </w:p>
+    <w:p>
+      <w:pPr>
+        <w:pStyle w:val="Heading3"/>
+      </w:pPr>
+      <w:r>
+        <w:t>安全なポルトガル語回答</w:t>
+      </w:r>
+    </w:p>
+    <w:p>
+      <w:r>
+        <w:t>Pode ser necessário, mas primeiro vamos confirmar a exigência da seguradora para evitar custo desnecessário.</w:t>
+      </w:r>
+    </w:p>
+    <w:p>
+      <w:pPr>
+        <w:pStyle w:val="Heading2"/>
+      </w:pPr>
+      <w:r>
         <w:t>安全な次のステップ</w:t>
       </w:r>
     </w:p>
@@ -885,6 +1036,11 @@
       </w:r>
     </w:p>
     <w:p>
+      <w:r>
+        <w:t>| 2026-06-29 | 0.2 | JP-BR Insurance Knowledge Base | Inclusão de próximo passo em português e objeção provável. |</w:t>
+      </w:r>
+    </w:p>
+    <w:p>
       <w:pPr>
         <w:pStyle w:val="Heading1"/>
       </w:pPr>
@@ -905,7 +1061,7 @@
         <w:pStyle w:val="ListBullet"/>
       </w:pPr>
       <w:r>
-        <w:t>Versão: 0.1</w:t>
+        <w:t>Versão: 0.2</w:t>
       </w:r>
     </w:p>
     <w:p>
@@ -1073,6 +1229,79 @@
         <w:pStyle w:val="Heading2"/>
       </w:pPr>
       <w:r>
+        <w:t>顧客への次の一言</w:t>
+      </w:r>
+    </w:p>
+    <w:p>
+      <w:pPr>
+        <w:pStyle w:val="Heading3"/>
+      </w:pPr>
+      <w:r>
+        <w:t>ポルトガル語で伝える内容</w:t>
+      </w:r>
+    </w:p>
+    <w:p>
+      <w:r>
+        <w:t>Confirme o trajeto, o horário e se você já informou a empresa sobre o acidente.</w:t>
+      </w:r>
+    </w:p>
+    <w:p>
+      <w:pPr>
+        <w:pStyle w:val="Heading3"/>
+      </w:pPr>
+      <w:r>
+        <w:t>カタカナ読み</w:t>
+      </w:r>
+    </w:p>
+    <w:p>
+      <w:r>
+        <w:t>コンフィルミ オ トラジェト、オ オラリオ イ セ ヴォセ ジャ インフォルモウ ア エンプレーザ ソブリ オ アシデンチ</w:t>
+      </w:r>
+    </w:p>
+    <w:p>
+      <w:r>
+        <w:t>日本語確認用: 顧客に次の具体的な行動を短く案内する。</w:t>
+      </w:r>
+    </w:p>
+    <w:p>
+      <w:pPr>
+        <w:pStyle w:val="Heading2"/>
+      </w:pPr>
+      <w:r>
+        <w:t>想定される反論</w:t>
+      </w:r>
+    </w:p>
+    <w:p>
+      <w:pPr>
+        <w:pStyle w:val="Heading3"/>
+      </w:pPr>
+      <w:r>
+        <w:t>顧客が言いそうなこと</w:t>
+      </w:r>
+    </w:p>
+    <w:p>
+      <w:r>
+        <w:t>A empresa disse que não é com ela. E agora?</w:t>
+      </w:r>
+    </w:p>
+    <w:p>
+      <w:pPr>
+        <w:pStyle w:val="Heading3"/>
+      </w:pPr>
+      <w:r>
+        <w:t>安全なポルトガル語回答</w:t>
+      </w:r>
+    </w:p>
+    <w:p>
+      <w:r>
+        <w:t>Vamos separar a orientação da empresa, a possibilidade de seguro de trabalho e o seguro privado, sem misturar os procedimentos.</w:t>
+      </w:r>
+    </w:p>
+    <w:p>
+      <w:pPr>
+        <w:pStyle w:val="Heading2"/>
+      </w:pPr>
+      <w:r>
         <w:t>安全な次のステップ</w:t>
       </w:r>
     </w:p>
@@ -1286,6 +1515,11 @@
       </w:r>
     </w:p>
     <w:p>
+      <w:r>
+        <w:t>| 2026-06-29 | 0.2 | JP-BR Insurance Knowledge Base | Inclusão de próximo passo em português e objeção provável. |</w:t>
+      </w:r>
+    </w:p>
+    <w:p>
       <w:pPr>
         <w:pStyle w:val="Heading1"/>
       </w:pPr>
@@ -1306,7 +1540,7 @@
         <w:pStyle w:val="ListBullet"/>
       </w:pPr>
       <w:r>
-        <w:t>Versão: 0.1</w:t>
+        <w:t>Versão: 0.2</w:t>
       </w:r>
     </w:p>
     <w:p>
@@ -1474,6 +1708,79 @@
         <w:pStyle w:val="Heading2"/>
       </w:pPr>
       <w:r>
+        <w:t>顧客への次の一言</w:t>
+      </w:r>
+    </w:p>
+    <w:p>
+      <w:pPr>
+        <w:pStyle w:val="Heading3"/>
+      </w:pPr>
+      <w:r>
+        <w:t>ポルトガル語で伝える内容</w:t>
+      </w:r>
+    </w:p>
+    <w:p>
+      <w:r>
+        <w:t>Vamos conferir no contrato quantos dias são descontados e como a seguradora conta esse período.</w:t>
+      </w:r>
+    </w:p>
+    <w:p>
+      <w:pPr>
+        <w:pStyle w:val="Heading3"/>
+      </w:pPr>
+      <w:r>
+        <w:t>カタカナ読み</w:t>
+      </w:r>
+    </w:p>
+    <w:p>
+      <w:r>
+        <w:t>ヴァモス コンフェリール ノ コントラト クアントス ジアス サォン デスコンタードス イ コモ ア セグラドーラ コンタイ エッシ ペリオド</w:t>
+      </w:r>
+    </w:p>
+    <w:p>
+      <w:r>
+        <w:t>日本語確認用: 顧客に次の具体的な行動を短く案内する。</w:t>
+      </w:r>
+    </w:p>
+    <w:p>
+      <w:pPr>
+        <w:pStyle w:val="Heading2"/>
+      </w:pPr>
+      <w:r>
+        <w:t>想定される反論</w:t>
+      </w:r>
+    </w:p>
+    <w:p>
+      <w:pPr>
+        <w:pStyle w:val="Heading3"/>
+      </w:pPr>
+      <w:r>
+        <w:t>顧客が言いそうなこと</w:t>
+      </w:r>
+    </w:p>
+    <w:p>
+      <w:r>
+        <w:t>Por que vou perder alguns dias se eu fiquei internado?</w:t>
+      </w:r>
+    </w:p>
+    <w:p>
+      <w:pPr>
+        <w:pStyle w:val="Heading3"/>
+      </w:pPr>
+      <w:r>
+        <w:t>安全なポルトガル語回答</w:t>
+      </w:r>
+    </w:p>
+    <w:p>
+      <w:r>
+        <w:t>Isso pode acontecer quando o contrato tem franquia em dias. Não é uma decisão minha; é regra contratual que precisa ser conferida.</w:t>
+      </w:r>
+    </w:p>
+    <w:p>
+      <w:pPr>
+        <w:pStyle w:val="Heading2"/>
+      </w:pPr>
+      <w:r>
         <w:t>安全な次のステップ</w:t>
       </w:r>
     </w:p>
@@ -1687,6 +1994,11 @@
       </w:r>
     </w:p>
     <w:p>
+      <w:r>
+        <w:t>| 2026-06-29 | 0.2 | JP-BR Insurance Knowledge Base | Inclusão de próximo passo em português e objeção provável. |</w:t>
+      </w:r>
+    </w:p>
+    <w:p>
       <w:pPr>
         <w:pStyle w:val="Heading1"/>
       </w:pPr>
@@ -1707,7 +2019,7 @@
         <w:pStyle w:val="ListBullet"/>
       </w:pPr>
       <w:r>
-        <w:t>Versão: 0.1</w:t>
+        <w:t>Versão: 0.2</w:t>
       </w:r>
     </w:p>
     <w:p>
@@ -1875,6 +2187,79 @@
         <w:pStyle w:val="Heading2"/>
       </w:pPr>
       <w:r>
+        <w:t>顧客への次の一言</w:t>
+      </w:r>
+    </w:p>
+    <w:p>
+      <w:pPr>
+        <w:pStyle w:val="Heading3"/>
+      </w:pPr>
+      <w:r>
+        <w:t>ポルトガル語で伝える内容</w:t>
+      </w:r>
+    </w:p>
+    <w:p>
+      <w:r>
+        <w:t>Conte exatamente o que aconteceu e envie os documentos. Não vou prometer cobertura antes da análise.</w:t>
+      </w:r>
+    </w:p>
+    <w:p>
+      <w:pPr>
+        <w:pStyle w:val="Heading3"/>
+      </w:pPr>
+      <w:r>
+        <w:t>カタカナ読み</w:t>
+      </w:r>
+    </w:p>
+    <w:p>
+      <w:r>
+        <w:t>コンチ エザタメンチ オ キ アコンテセウ イ エンヴィエ オス ドクメントス。ナォン ヴォウ プロメテール コベルトゥーラ アンチス ダ アナリゼ</w:t>
+      </w:r>
+    </w:p>
+    <w:p>
+      <w:r>
+        <w:t>日本語確認用: 顧客に次の具体的な行動を短く案内する。</w:t>
+      </w:r>
+    </w:p>
+    <w:p>
+      <w:pPr>
+        <w:pStyle w:val="Heading2"/>
+      </w:pPr>
+      <w:r>
+        <w:t>想定される反論</w:t>
+      </w:r>
+    </w:p>
+    <w:p>
+      <w:pPr>
+        <w:pStyle w:val="Heading3"/>
+      </w:pPr>
+      <w:r>
+        <w:t>顧客が言いそうなこと</w:t>
+      </w:r>
+    </w:p>
+    <w:p>
+      <w:r>
+        <w:t>Eu bebi, mas o acidente não foi minha culpa. Mesmo assim não cobre?</w:t>
+      </w:r>
+    </w:p>
+    <w:p>
+      <w:pPr>
+        <w:pStyle w:val="Heading3"/>
+      </w:pPr>
+      <w:r>
+        <w:t>安全なポルトガル語回答</w:t>
+      </w:r>
+    </w:p>
+    <w:p>
+      <w:r>
+        <w:t>Pode depender dos fatos e do contrato. A seguradora precisa analisar antes de qualquer confirmação.</w:t>
+      </w:r>
+    </w:p>
+    <w:p>
+      <w:pPr>
+        <w:pStyle w:val="Heading2"/>
+      </w:pPr>
+      <w:r>
         <w:t>安全な次のステップ</w:t>
       </w:r>
     </w:p>
@@ -2069,6 +2454,11 @@
     <w:p>
       <w:r>
         <w:t>| 2026-06-29 | 0.1 | JP-BR Insurance Knowledge Base | Criação inicial. |</w:t>
+      </w:r>
+    </w:p>
+    <w:p>
+      <w:r>
+        <w:t>| 2026-06-29 | 0.2 | JP-BR Insurance Knowledge Base | Inclusão de próximo passo em português e objeção provável. |</w:t>
       </w:r>
     </w:p>
     <w:sectPr>
@@ -2560,7 +2950,7 @@
       <w:b/>
       <w:bCs/>
       <w:color w:val="4F81BD" w:themeColor="accent1"/>
-      <w:sz w:val="26"/>
+      <w:sz w:val="22"/>
     </w:rPr>
   </w:style>
   <w:style w:type="paragraph" w:styleId="Heading4">
@@ -2580,12 +2970,13 @@
       <w:outlineLvl w:val="3"/>
     </w:pPr>
     <w:rPr>
-      <w:rFonts w:asciiTheme="majorHAnsi" w:eastAsiaTheme="majorEastAsia" w:hAnsiTheme="majorHAnsi" w:cstheme="majorBidi"/>
+      <w:rFonts w:asciiTheme="majorHAnsi" w:eastAsiaTheme="majorEastAsia" w:hAnsiTheme="majorHAnsi" w:cstheme="majorBidi" w:ascii="Noto Sans CJK JP" w:hAnsi="Noto Sans CJK JP" w:eastAsia="Noto Sans CJK JP"/>
       <w:b/>
       <w:bCs/>
       <w:i/>
       <w:iCs/>
       <w:color w:val="4F81BD" w:themeColor="accent1"/>
+      <w:sz w:val="22"/>
     </w:rPr>
   </w:style>
   <w:style w:type="paragraph" w:styleId="Heading5">
